--- a/dosyalar/10-sinif/arapca-10-2d1y-beceri.docx
+++ b/dosyalar/10-sinif/arapca-10-2d1y-beceri.docx
@@ -522,7 +522,7 @@
                 <w:szCs w:val="32"/>
                 <w:rtl/>
               </w:rPr>
-              <w:t xml:space="preserve">رِحْلَةٌ إِلَى إِسْطَنْبُولَ</w:t>
+              <w:t xml:space="preserve">رِحْلَةٌ إِلَى إِسْطَنْبُول</w:t>
             </w:r>
           </w:p>
           <w:p>
@@ -540,7 +540,7 @@
                 <w:szCs w:val="30"/>
                 <w:rtl/>
               </w:rPr>
-              <w:t xml:space="preserve">فِي الْعُطْلَةِ الْمَاضِيَةِ سَافَرْتُ مَعَ أُسْرَتِي إِلَى مَدِينَةِ إِسْطَنْبُولَ.</w:t>
+              <w:t xml:space="preserve">فِي العُطْلَةِ المَاضِيَةِ سَافَرْتُ مَعَ أُسْرَتِي إِلَى مَدِينَةِ إِسْطَنْبُول.</w:t>
             </w:r>
           </w:p>
           <w:p>
@@ -558,7 +558,7 @@
                 <w:szCs w:val="30"/>
                 <w:rtl/>
               </w:rPr>
-              <w:t xml:space="preserve">خَرَجْنَا مِنَ الْبَيْتِ فِي السَّاعَةِ السَّادِسَةِ صَبَاحًا، وَذَهَبْنَا إِلَى الْمَطَارِ بِالسَّيَّارَةِ.</w:t>
+              <w:t xml:space="preserve">خَرَجْنَا مِن البَيْتِ فِي السَّاعَةِ السَّادِسَةِ صَبَاحًا، وَذَهَبْنَا إِلَى المَطَارِ بِالسَّيَّارَةِ.</w:t>
             </w:r>
           </w:p>
           <w:p>
@@ -576,7 +576,7 @@
                 <w:szCs w:val="30"/>
                 <w:rtl/>
               </w:rPr>
-              <w:t xml:space="preserve">هُنَاكَ قَدَّمْنَا التَّذَاكِرَ وَجَوَازَاتِ السَّفَرِ لِلْمُوَظَّفِ، ثُمَّ انْتَظَرْنَا سَاعَةً وَاحِدَةً.</w:t>
+              <w:t xml:space="preserve">هُنَاكَ قَدَّمْنَا التَّذَاكِرَ وَجَوَازَاتِ السَّفَرِ لِلْمُوَظَّفِ، ثُمَّ انْتَظَرْنَا سَاعَةً وَاحِدَةً.</w:t>
             </w:r>
           </w:p>
           <w:p>
@@ -594,7 +594,7 @@
                 <w:szCs w:val="30"/>
                 <w:rtl/>
               </w:rPr>
-              <w:t xml:space="preserve">اِسْتَغْرَقَتِ الرِّحْلَةُ بِالطَّائِرَةِ سَاعَةً وَنِصْفًا فَقَطْ.</w:t>
+              <w:t xml:space="preserve">اِسْتَغْرَقَتِ الرِّحْلَةُ بِالطَّائِرَةِ سَاعَةً وَنِصْفًا فَقَطْ.</w:t>
             </w:r>
           </w:p>
           <w:p>
@@ -612,7 +612,7 @@
                 <w:szCs w:val="30"/>
                 <w:rtl/>
               </w:rPr>
-              <w:t xml:space="preserve">وَصَلْنَا إِلَى الْفُنْدُقِ ظُهْرًا، وَحَجَزَ وَالِدِي غُرْفَتَيْنِ مُزْدَوِجَتَيْنِ لِثَلَاثِ لَيَالٍ.</w:t>
+              <w:t xml:space="preserve">وَصَلْنَا إِلَى الفُنْدُقِ ظُهْرًا، وَحَجَزَ وَالِدِي غُرْفَتَيْنِ مُزْدَوِجَتَيْنِ لِثَلَاثِ لَيَالٍ.</w:t>
             </w:r>
           </w:p>
           <w:p>
@@ -630,7 +630,7 @@
                 <w:szCs w:val="30"/>
                 <w:rtl/>
               </w:rPr>
-              <w:t xml:space="preserve">فِي الْيَوْمِ الْأَوَّلِ زُرْنَا الْمَسْجِدَ الْأَزْرَقَ، وَهُوَ مِنْ أَشْهَرِ الْآثَارِ التَّارِيخِيَّةِ.</w:t>
+              <w:t xml:space="preserve">فِي اليَوْمِ الأَوَّلِ زُرْنَا المَسْجِدَ الأَزْرَقَ، وَهُوَ مِنْ أَشْهَرِ الآثَارِ التَّارِيخِيَّةِ.</w:t>
             </w:r>
           </w:p>
           <w:p>
@@ -648,7 +648,7 @@
                 <w:szCs w:val="30"/>
                 <w:rtl/>
               </w:rPr>
-              <w:t xml:space="preserve">وَبَعْدَ ذَلِكَ مَشَيْنَا إِلَى السُّوقِ الْكَبِيرِ، وَاشْتَرَتْ أُمِّي هَدَايَا لِأَقَارِبِنَا.</w:t>
+              <w:t xml:space="preserve">وَبَعْدَ ذَلِكَ مَشَيْنَا إِلَى السُّوقِ الكَبِيرِ، وَاشْتَرَتْ أُمِّي هَدَايَا لِأَقَارِبِنَا.</w:t>
             </w:r>
           </w:p>
           <w:p>
@@ -666,7 +666,7 @@
                 <w:szCs w:val="30"/>
                 <w:rtl/>
               </w:rPr>
-              <w:t xml:space="preserve">وَفِي الْيَوْمِ الثَّانِي رَكِبْنَا السَّفِينَةَ، وَشَاهَدْنَا الْمَدِينَةَ مِنَ الْبَحْرِ.</w:t>
+              <w:t xml:space="preserve">وَفِي اليَوْمِ الثَّانِي رَكِبْنَا السَّفِينَةَ، وَشَاهَدْنَا المَدِينَةَ مِن البَحْرِ.</w:t>
             </w:r>
           </w:p>
           <w:p>
@@ -684,7 +684,7 @@
                 <w:szCs w:val="30"/>
                 <w:rtl/>
               </w:rPr>
-              <w:t xml:space="preserve">قَالَ أَخِي الصَّغِيرُ: إِنَّ الْبَحْرَ أَجْمَلُ مِنَ الْجَبَلِ، فَضَحِكْنَا جَمِيعًا.</w:t>
+              <w:t xml:space="preserve">قَالَ أَخِي الصَّغِيرُ: إِنَّ البَحْرَ أَجْمَلُ مِن الجَبَلِ، فَضَحِكْنَا جَمِيعًا.</w:t>
             </w:r>
           </w:p>
           <w:p>
@@ -702,7 +702,7 @@
                 <w:szCs w:val="30"/>
                 <w:rtl/>
               </w:rPr>
-              <w:t xml:space="preserve">لَمْ نَذْهَبْ إِلَى الْمَتْحَفِ لِأَنَّ الْوَقْتَ كَانَ قَلِيلًا، وَسَنَزُورُهُ فِي رِحْلَةٍ قَادِمَةٍ.</w:t>
+              <w:t xml:space="preserve">لَمْ نَذْهَبْ إِلَى المَتْحَفِ لِأَنَّ الوَقْتَ كَانَ قَلِيلًا، وَسَنَزُورُهُ فِي رِحْلَةٍ قَادِمَةٍ.</w:t>
             </w:r>
           </w:p>
           <w:p>
@@ -720,7 +720,7 @@
                 <w:szCs w:val="30"/>
                 <w:rtl/>
               </w:rPr>
-              <w:t xml:space="preserve">عُدْنَا إِلَى أَنْقَرَةَ بِالْقِطَارِ، وَكَانَتْ رِحْلَةً هَادِئَةً وَمُمْتِعَةً.</w:t>
+              <w:t xml:space="preserve">عُدْنَا إِلَى أَنْقَرَة بِالْقِطَارِ، وَكَانَتْ رِحْلَةً هَادِئَةً وَمُمْتِعَةً.</w:t>
             </w:r>
           </w:p>
         </w:tc>
@@ -774,7 +774,7 @@
           <w:szCs w:val="28"/>
           <w:rtl/>
         </w:rPr>
-        <w:t xml:space="preserve">كَيْفَ ذَهَبَتِ الْأُسْرَةُ إِلَى الْمَطَارِ؟</w:t>
+        <w:t xml:space="preserve">كَيْف ذَهَبَتِ الأُسْرَةُ إِلَى المَطَارِ؟</w:t>
       </w:r>
     </w:p>
     <w:tbl>
@@ -891,7 +891,7 @@
                 <w:szCs w:val="28"/>
                 <w:rtl/>
               </w:rPr>
-              <w:t xml:space="preserve">بِالسَّيَّارَةِ</w:t>
+              <w:t xml:space="preserve">بِالسَّيَّارَةِ</w:t>
             </w:r>
           </w:p>
         </w:tc>
@@ -945,7 +945,7 @@
                 <w:szCs w:val="28"/>
                 <w:rtl/>
               </w:rPr>
-              <w:t xml:space="preserve">بِالدَّرَّاجَةِ</w:t>
+              <w:t xml:space="preserve">بِالدَّرَّاجَةِ</w:t>
             </w:r>
           </w:p>
         </w:tc>
@@ -1030,7 +1030,7 @@
           <w:szCs w:val="28"/>
           <w:rtl/>
         </w:rPr>
-        <w:t xml:space="preserve">كَمْ لَيْلَةً حَجَزَ الْوَالِدُ فِي الْفُنْدُقِ؟</w:t>
+        <w:t xml:space="preserve">كَمْ لَيْلَةً حَجَزَ الوَالِدُ فِي الفُنْدُقِ؟</w:t>
       </w:r>
     </w:p>
     <w:tbl>
@@ -1286,7 +1286,7 @@
           <w:szCs w:val="28"/>
           <w:rtl/>
         </w:rPr>
-        <w:t xml:space="preserve">لِمَاذَا لَمْ تَزُرِ الْأُسْرَةُ الْمَتْحَفَ؟</w:t>
+        <w:t xml:space="preserve">لِمَاذَا لَمْ تَزُرِ الأُسْرَةُ المَتْحَفَ؟</w:t>
       </w:r>
     </w:p>
     <w:tbl>
@@ -1354,7 +1354,7 @@
                 <w:szCs w:val="28"/>
                 <w:rtl/>
               </w:rPr>
-              <w:t xml:space="preserve">لِأَنَّ الْوَقْتَ كَانَ قَلِيلًا</w:t>
+              <w:t xml:space="preserve">لِأَنَّ الوَقْتَ كَانَ قَلِيلًا</w:t>
             </w:r>
           </w:p>
         </w:tc>
@@ -1403,7 +1403,7 @@
                 <w:szCs w:val="28"/>
                 <w:rtl/>
               </w:rPr>
-              <w:t xml:space="preserve">لِأَنَّ الْمَتْحَفَ بَعِيدٌ</w:t>
+              <w:t xml:space="preserve">لِأَنَّ المَتْحَفَ بَعِيدٌ</w:t>
             </w:r>
           </w:p>
         </w:tc>
@@ -1457,7 +1457,7 @@
                 <w:szCs w:val="28"/>
                 <w:rtl/>
               </w:rPr>
-              <w:t xml:space="preserve">لِأَنَّ الْمَتْحَفَ مُغْلَقٌ</w:t>
+              <w:t xml:space="preserve">لِأَنَّ المَتْحَفَ مُغْلَقٌ</w:t>
             </w:r>
           </w:p>
         </w:tc>
@@ -1506,7 +1506,7 @@
                 <w:szCs w:val="28"/>
                 <w:rtl/>
               </w:rPr>
-              <w:t xml:space="preserve">لِأَنَّ الطَّقْسَ كَانَ بَارِدًا</w:t>
+              <w:t xml:space="preserve">لِأَنَّ الطَّقْسَ كَانَ بَارِدًا</w:t>
             </w:r>
           </w:p>
         </w:tc>
@@ -1897,7 +1897,7 @@
                 <w:szCs w:val="28"/>
                 <w:rtl/>
               </w:rPr>
-              <w:t xml:space="preserve">يَعْمَلُ عُمَرُ فِي مَكْتَبِ السِّيَاحَةِ.</w:t>
+              <w:t xml:space="preserve">يَعْمَلُ عُمَر فِي مَكْتَبِ السِّيَاحَةِ.</w:t>
             </w:r>
           </w:p>
         </w:tc>
@@ -2023,7 +2023,7 @@
                 <w:szCs w:val="28"/>
                 <w:rtl/>
               </w:rPr>
-              <w:t xml:space="preserve">تَذْهَبُ الْمَجْمُوعَةُ إِلَى الْمَدِينَةِ بِالسَّفِينَةِ.</w:t>
+              <w:t xml:space="preserve">تَذْهَبُ المَجْمُوعَةُ إِلَى المَدِينَةِ بِالسَّفِينَةِ.</w:t>
             </w:r>
           </w:p>
         </w:tc>
@@ -2149,7 +2149,7 @@
                 <w:szCs w:val="28"/>
                 <w:rtl/>
               </w:rPr>
-              <w:t xml:space="preserve">تَبْدَأُ الرِّحْلَةُ فِي السَّاعَةِ السَّابِعَةِ.</w:t>
+              <w:t xml:space="preserve">تَبْدَأُ الرِّحْلَةُ فِي السَّاعَةِ السَّابِعَةِ.</w:t>
             </w:r>
           </w:p>
         </w:tc>
@@ -2275,7 +2275,7 @@
                 <w:szCs w:val="28"/>
                 <w:rtl/>
               </w:rPr>
-              <w:t xml:space="preserve">يَنْصَحُ عُمَرُ الْمُسَافِرِينَ بِأَخْذِ الْمَاءِ وَالنَّظَّارَةِ.</w:t>
+              <w:t xml:space="preserve">يَنْصَحُ عُمَر المُسَافِرِينَ بِأَخْذِ المَاءِ وَالنَّظَّارَةِ.</w:t>
             </w:r>
           </w:p>
         </w:tc>
@@ -2401,7 +2401,7 @@
                 <w:szCs w:val="28"/>
                 <w:rtl/>
               </w:rPr>
-              <w:t xml:space="preserve">تَعُودُ الْمَجْمُوعَةُ فِي الْمَسَاءِ إِلَى الْفُنْدُقِ.</w:t>
+              <w:t xml:space="preserve">تَعُودُ المَجْمُوعَةُ فِي المَسَاءِ إِلَى الفُنْدُقِ.</w:t>
             </w:r>
           </w:p>
         </w:tc>
@@ -2637,7 +2637,7 @@
                 <w:szCs w:val="28"/>
                 <w:rtl/>
               </w:rPr>
-              <w:t xml:space="preserve">أَيْنَ الْمَحَطَّةُ مِنْ فَضْلِكَ؟</w:t>
+              <w:t xml:space="preserve">أَيْن المَحَطَّةُ مِنْ فَضْلِكَ؟</w:t>
             </w:r>
           </w:p>
         </w:tc>
@@ -2687,7 +2687,7 @@
                 <w:szCs w:val="28"/>
                 <w:rtl/>
               </w:rPr>
-              <w:t xml:space="preserve">كَمْ سَاعَةً تَسْتَغْرِقُ الرِّحْلَةُ؟</w:t>
+              <w:t xml:space="preserve">كَمْ سَاعَةً تَسْتَغْرِقُ الرِّحْلَةُ؟</w:t>
             </w:r>
           </w:p>
         </w:tc>
@@ -2884,7 +2884,7 @@
                 <w:szCs w:val="28"/>
                 <w:rtl/>
               </w:rPr>
-              <w:t xml:space="preserve">مَا هَذَا الْقِطَارُ؟</w:t>
+              <w:t xml:space="preserve">مَا هَذَا القِطَارُ؟</w:t>
             </w:r>
           </w:p>
         </w:tc>
@@ -2934,7 +2934,7 @@
                 <w:szCs w:val="28"/>
                 <w:rtl/>
               </w:rPr>
-              <w:t xml:space="preserve">مَتَى يَقُومُ الْقِطَارُ؟</w:t>
+              <w:t xml:space="preserve">مَتَى يَقُومُ القِطَارُ؟</w:t>
             </w:r>
           </w:p>
         </w:tc>
@@ -2989,7 +2989,7 @@
                 <w:szCs w:val="28"/>
                 <w:rtl/>
               </w:rPr>
-              <w:t xml:space="preserve">كَمْ ثَمَنُ التَّذْكِرَةِ؟</w:t>
+              <w:t xml:space="preserve">كَمْ ثَمَنُ التَّذْكِرَةِ؟</w:t>
             </w:r>
           </w:p>
         </w:tc>
@@ -3039,7 +3039,7 @@
                 <w:szCs w:val="28"/>
                 <w:rtl/>
               </w:rPr>
-              <w:t xml:space="preserve">أَيْنَ حَقِيبَتِي؟</w:t>
+              <w:t xml:space="preserve">أَيْن حَقِيبَتِي؟</w:t>
             </w:r>
           </w:p>
         </w:tc>
@@ -3131,7 +3131,7 @@
                 <w:szCs w:val="28"/>
                 <w:rtl/>
               </w:rPr>
-              <w:t xml:space="preserve">اَلْمَتْحَفُ بَعِيدٌ عَنْ هُنَا</w:t>
+              <w:t xml:space="preserve">اَلمَتْحَفُ بَعِيدٌ عَنْ هُنَا</w:t>
             </w:r>
           </w:p>
         </w:tc>
@@ -3181,7 +3181,7 @@
                 <w:szCs w:val="28"/>
                 <w:rtl/>
               </w:rPr>
-              <w:t xml:space="preserve">اَلْمَتْحَفُ عَلَى الْيَسَارِ</w:t>
+              <w:t xml:space="preserve">اَلمَتْحَفُ عَلَى اليَسَارِ</w:t>
             </w:r>
           </w:p>
         </w:tc>
@@ -3236,7 +3236,7 @@
                 <w:szCs w:val="28"/>
                 <w:rtl/>
               </w:rPr>
-              <w:t xml:space="preserve">اِذْهَبْ إِلَى الْأَمَامِ</w:t>
+              <w:t xml:space="preserve">اِذْهَبْ إِلَى الأَمَامِ</w:t>
             </w:r>
           </w:p>
         </w:tc>
@@ -3286,7 +3286,7 @@
                 <w:szCs w:val="28"/>
                 <w:rtl/>
               </w:rPr>
-              <w:t xml:space="preserve">اَلْمَتْحَفُ عَلَى الْيَمِينِ</w:t>
+              <w:t xml:space="preserve">اَلمَتْحَفُ عَلَى اليَمِينِ</w:t>
             </w:r>
           </w:p>
         </w:tc>
@@ -3378,7 +3378,7 @@
                 <w:szCs w:val="28"/>
                 <w:rtl/>
               </w:rPr>
-              <w:t xml:space="preserve">أُرِيدُ أَنْ أَزُورَ دِمَشْقَ لِأَنَّ فِيهَا آثَارًا قَدِيمَةً</w:t>
+              <w:t xml:space="preserve">أُرِيدُ أَنْ أَزُورَ دِمَشْق لِأَنَّ فِيهَا آثَارًا قَدِيمَةً</w:t>
             </w:r>
           </w:p>
         </w:tc>
@@ -3428,7 +3428,7 @@
                 <w:szCs w:val="28"/>
                 <w:rtl/>
               </w:rPr>
-              <w:t xml:space="preserve">دِمَشْقُ مَدِينَةٌ كَبِيرَةٌ</w:t>
+              <w:t xml:space="preserve">دِمَشْق مَدِينَةٌ كَبِيرَةٌ</w:t>
             </w:r>
           </w:p>
         </w:tc>
@@ -3483,7 +3483,7 @@
                 <w:szCs w:val="28"/>
                 <w:rtl/>
               </w:rPr>
-              <w:t xml:space="preserve">هَلْ سَافَرْتَ إِلَى دِمَشْقَ؟</w:t>
+              <w:t xml:space="preserve">هَلْ سَافَرْتَ إِلَى دِمَشْق؟</w:t>
             </w:r>
           </w:p>
         </w:tc>
@@ -3533,7 +3533,7 @@
                 <w:szCs w:val="28"/>
                 <w:rtl/>
               </w:rPr>
-              <w:t xml:space="preserve">دِمَشْقُ عَاصِمَةُ سُورِيَّا</w:t>
+              <w:t xml:space="preserve">دِمَشْق عَاصِمَةُ سُورِيَّا</w:t>
             </w:r>
           </w:p>
         </w:tc>
@@ -3625,7 +3625,7 @@
                 <w:szCs w:val="28"/>
                 <w:rtl/>
               </w:rPr>
-              <w:t xml:space="preserve">تَفَضَّلْ يَا صَدِيقِي</w:t>
+              <w:t xml:space="preserve">تَفَضَّلْ يَا صَدِيقِي</w:t>
             </w:r>
           </w:p>
         </w:tc>
@@ -3730,7 +3730,7 @@
                 <w:szCs w:val="28"/>
                 <w:rtl/>
               </w:rPr>
-              <w:t xml:space="preserve">مَعَ السَّلَامَةِ</w:t>
+              <w:t xml:space="preserve">مَعَ السَّلَامَةِ</w:t>
             </w:r>
           </w:p>
         </w:tc>
@@ -4054,7 +4054,7 @@
                 <w:szCs w:val="28"/>
                 <w:rtl/>
               </w:rPr>
-              <w:t xml:space="preserve">أَيْنَ الْجَامِعُ مِنْ فَضْلِكَ؟</w:t>
+              <w:t xml:space="preserve">أَيْن الجَامِعُ مِنْ فَضْلِكَ؟</w:t>
             </w:r>
           </w:p>
         </w:tc>
@@ -4394,7 +4394,7 @@
                 <w:szCs w:val="28"/>
                 <w:rtl/>
               </w:rPr>
-              <w:t xml:space="preserve">مَتَى تَقُومُ الطَّائِرَةُ؟</w:t>
+              <w:t xml:space="preserve">مَتَى تَقُومُ الطَّائِرَةُ؟</w:t>
             </w:r>
           </w:p>
         </w:tc>
@@ -4564,7 +4564,7 @@
                 <w:szCs w:val="28"/>
                 <w:rtl/>
               </w:rPr>
-              <w:t xml:space="preserve">كَمِ الْحِسَابُ؟</w:t>
+              <w:t xml:space="preserve">كَم الحِسَابُ؟</w:t>
             </w:r>
           </w:p>
         </w:tc>
@@ -4734,7 +4734,7 @@
                 <w:szCs w:val="28"/>
                 <w:rtl/>
               </w:rPr>
-              <w:t xml:space="preserve">أُسَافِرُ لِأَنِّي أُحِبُّ الْآثَارَ</w:t>
+              <w:t xml:space="preserve">أُسَافِرُ لِأَنِّي أُحِبُّ الآثَارَ</w:t>
             </w:r>
           </w:p>
         </w:tc>
@@ -4886,7 +4886,7 @@
                 <w:szCs w:val="30"/>
                 <w:rtl/>
               </w:rPr>
-              <w:t xml:space="preserve">الْمَطَارِ   —   مُزْدَوِجَتَيْنِ   —   الْأَزْرَقَ   —   السَّفِينَةَ   —   بِالْقِطَارِ</w:t>
+              <w:t xml:space="preserve">المَطَارِ   —   مُزْدَوِجَتَيْنِ   —   الأَزْرَقَ   —   السَّفِينَةَ   —   بِالْقِطَارِ</w:t>
             </w:r>
           </w:p>
         </w:tc>
@@ -4993,7 +4993,7 @@
                 <w:szCs w:val="28"/>
                 <w:rtl/>
               </w:rPr>
-              <w:t xml:space="preserve">ذَهَبَتِ الْأُسْرَةُ إِلَى ……………………… بِالسَّيَّارَةِ.</w:t>
+              <w:t xml:space="preserve">ذَهَبَتِ الأُسْرَةُ إِلَى ……………………… بِالسَّيَّارَةِ.</w:t>
             </w:r>
           </w:p>
         </w:tc>
@@ -5065,7 +5065,7 @@
                 <w:szCs w:val="28"/>
                 <w:rtl/>
               </w:rPr>
-              <w:t xml:space="preserve">حَجَزَ الْوَالِدُ غُرْفَتَيْنِ ……………………… لِثَلَاثِ لَيَالٍ.</w:t>
+              <w:t xml:space="preserve">حَجَزَ الوَالِدُ غُرْفَتَيْنِ ……………………… لِثَلَاثِ لَيَالٍ.</w:t>
             </w:r>
           </w:p>
         </w:tc>
@@ -5137,7 +5137,7 @@
                 <w:szCs w:val="28"/>
                 <w:rtl/>
               </w:rPr>
-              <w:t xml:space="preserve">زَارَتِ الْأُسْرَةُ الْمَسْجِدَ ……………………… فِي الْيَوْمِ الْأَوَّلِ.</w:t>
+              <w:t xml:space="preserve">زَارَتِ الأُسْرَةُ المَسْجِدَ ……………………… فِي اليَوْمِ الأَوَّلِ.</w:t>
             </w:r>
           </w:p>
         </w:tc>
@@ -5209,7 +5209,7 @@
                 <w:szCs w:val="28"/>
                 <w:rtl/>
               </w:rPr>
-              <w:t xml:space="preserve">فِي الْيَوْمِ الثَّانِي رَكِبُوا ……………………… وَشَاهَدُوا الْمَدِينَةَ.</w:t>
+              <w:t xml:space="preserve">فِي اليَوْمِ الثَّانِي رَكِبُوا ……………………… وَشَاهَدُوا المَدِينَةَ.</w:t>
             </w:r>
           </w:p>
         </w:tc>
@@ -5281,7 +5281,7 @@
                 <w:szCs w:val="28"/>
                 <w:rtl/>
               </w:rPr>
-              <w:t xml:space="preserve">عَادُوا إِلَى أَنْقَرَةَ ……………………… .</w:t>
+              <w:t xml:space="preserve">عَادُوا إِلَى أَنْقَرَة ……………………… .</w:t>
             </w:r>
           </w:p>
         </w:tc>
@@ -5838,7 +5838,7 @@
                 <w:szCs w:val="30"/>
                 <w:rtl/>
               </w:rPr>
-              <w:t xml:space="preserve">اَلْآثَارُ</w:t>
+              <w:t xml:space="preserve">اَلآثَارُ</w:t>
             </w:r>
           </w:p>
         </w:tc>
@@ -6799,7 +6799,7 @@
                 <w:szCs w:val="30"/>
                 <w:rtl/>
               </w:rPr>
-              <w:t xml:space="preserve">صَدِيقِي الْعَزِيزَ   —   أَدْعُوكَ إِلَى   —   سَنُسَافِرُ بِ   —   لِأَنَّ   —   مِنْ أَشْهَرِ   —   سَنَزُورُ   —   هَلْ يُمْكِنُ أَنْ   —   مَعَ تَحِيَّاتِي</w:t>
+              <w:t xml:space="preserve">صَدِيقِي العَزِيزَ   —   أَدْعُوكَ إِلَى   —   سَنُسَافِرُ بِ   —   لِأَنَّ   —   مِنْ أَشْهَرِ   —   سَنَزُورُ   —   هَلْ يُمْكِنُ أَنْ   —   مَعَ تَحِيَّاتِي</w:t>
             </w:r>
           </w:p>
         </w:tc>
@@ -7461,7 +7461,7 @@
                 <w:sz w:val="19"/>
                 <w:szCs w:val="19"/>
               </w:rPr>
-              <w:t xml:space="preserve">أَنَا عُمَرُ وَأَعْمَلُ فِي مَكْتَبِ السِّيَاحَةِ. سَنَذْهَبُ الْيَوْمَ إِلَى وَسَطِ الْمَدِينَةِ بِالْحَافِلَةِ، لِأَنَّ الطَّرِيقَ قَرِيبٌ. تَبْدَأُ الرِّحْلَةُ فِي السَّاعَةِ التَّاسِعَةِ صَبَاحًا. لَا تَنْسَوْا الْمَاءَ وَالنَّظَّارَةَ الشَّمْسِيَّةَ. سَنَزُورُ الْقَلْعَةَ وَالسُّوقَ، ثُمَّ نَعُودُ إِلَى الْفُنْدُقِ مَسَاءً.</w:t>
+              <w:t xml:space="preserve">أَنَا عُمَر وَأَعْمَلُ فِي مَكْتَبِ السِّيَاحَةِ. سَنَذْهَبُ اليَوْمَ إِلَى وَسَطِ المَدِينَةِ بِالْحَافِلَةِ، لِأَنَّ الطَّرِيقَ قَرِيبٌ. تَبْدَأُ الرِّحْلَةُ فِي السَّاعَةِ التَّاسِعَةِ صَبَاحًا. لَا تَنْسَوْا المَاءَ وَالنَّظَّارَةَ الشَّمْسِيَّةَ. سَنَزُورُ القَلْعَةَ وَالسُّوقَ، ثُمَّ نَعُودُ إِلَى الفُنْدُقِ مَسَاءً.</w:t>
             </w:r>
           </w:p>
           <w:p>
@@ -7761,7 +7761,7 @@
                 <w:szCs w:val="27"/>
                 <w:rtl/>
               </w:rPr>
-              <w:t xml:space="preserve">الْمَطَارِ ، مُزْدَوِجَتَيْنِ ، الْأَزْرَقَ ، السَّفِينَةَ ، بِالْقِطَارِ</w:t>
+              <w:t xml:space="preserve">المَطَارِ ، مُزْدَوِجَتَيْنِ ، الأَزْرَقَ ، السَّفِينَةَ ، بِالْقِطَارِ</w:t>
             </w:r>
           </w:p>
         </w:tc>
@@ -7949,7 +7949,7 @@
                 <w:szCs w:val="27"/>
                 <w:rtl/>
               </w:rPr>
-              <w:t xml:space="preserve">خَرَجُوا فِي السَّاعَةِ السَّادِسَةِ صَبَاحًا. · اِسْتَغْرَقَتِ الرِّحْلَةُ سَاعَةً وَنِصْفًا.</w:t>
+              <w:t xml:space="preserve">خَرَجُوا فِي السَّاعَةِ السَّادِسَةِ صَبَاحًا. · اِسْتَغْرَقَتِ الرِّحْلَةُ سَاعَةً وَنِصْفًا.</w:t>
             </w:r>
           </w:p>
           <w:p>
@@ -7967,7 +7967,7 @@
                 <w:szCs w:val="27"/>
                 <w:rtl/>
               </w:rPr>
-              <w:t xml:space="preserve">اِشْتَرَتِ الْأُمُّ هَدَايَا. · قَالَ: اَلْبَحْرُ أَجْمَلُ مِنَ الْجَبَلِ. · عَادُوا بِالْقِطَارِ.</w:t>
+              <w:t xml:space="preserve">اِشْتَرَتِ الأُمُّ هَدَايَا. · قَالَ: اَلبَحْرُ أَجْمَلُ مِن الجَبَلِ. · عَادُوا بِالْقِطَارِ.</w:t>
             </w:r>
           </w:p>
         </w:tc>

--- a/dosyalar/10-sinif/arapca-10-2d1y-beceri.docx
+++ b/dosyalar/10-sinif/arapca-10-2d1y-beceri.docx
@@ -514,7 +514,7 @@
             </w:pPr>
             <w:r>
               <w:rPr>
-                <w:rFonts w:ascii="Markazi Text" w:cs="Markazi Text" w:eastAsia="Markazi Text" w:hAnsi="Markazi Text"/>
+                <w:rFonts w:ascii="Arakom" w:cs="Arakom" w:eastAsia="Arakom" w:hAnsi="Arakom"/>
                 <w:b/>
                 <w:bCs/>
                 <w:color w:val="111111"/>
@@ -532,7 +532,7 @@
             </w:pPr>
             <w:r>
               <w:rPr>
-                <w:rFonts w:ascii="Markazi Text" w:cs="Markazi Text" w:eastAsia="Markazi Text" w:hAnsi="Markazi Text"/>
+                <w:rFonts w:ascii="Arakom" w:cs="Arakom" w:eastAsia="Arakom" w:hAnsi="Arakom"/>
                 <w:b w:val="false"/>
                 <w:bCs w:val="false"/>
                 <w:color w:val="111111"/>
@@ -550,7 +550,7 @@
             </w:pPr>
             <w:r>
               <w:rPr>
-                <w:rFonts w:ascii="Markazi Text" w:cs="Markazi Text" w:eastAsia="Markazi Text" w:hAnsi="Markazi Text"/>
+                <w:rFonts w:ascii="Arakom" w:cs="Arakom" w:eastAsia="Arakom" w:hAnsi="Arakom"/>
                 <w:b w:val="false"/>
                 <w:bCs w:val="false"/>
                 <w:color w:val="111111"/>
@@ -568,7 +568,7 @@
             </w:pPr>
             <w:r>
               <w:rPr>
-                <w:rFonts w:ascii="Markazi Text" w:cs="Markazi Text" w:eastAsia="Markazi Text" w:hAnsi="Markazi Text"/>
+                <w:rFonts w:ascii="Arakom" w:cs="Arakom" w:eastAsia="Arakom" w:hAnsi="Arakom"/>
                 <w:b w:val="false"/>
                 <w:bCs w:val="false"/>
                 <w:color w:val="111111"/>
@@ -586,7 +586,7 @@
             </w:pPr>
             <w:r>
               <w:rPr>
-                <w:rFonts w:ascii="Markazi Text" w:cs="Markazi Text" w:eastAsia="Markazi Text" w:hAnsi="Markazi Text"/>
+                <w:rFonts w:ascii="Arakom" w:cs="Arakom" w:eastAsia="Arakom" w:hAnsi="Arakom"/>
                 <w:b w:val="false"/>
                 <w:bCs w:val="false"/>
                 <w:color w:val="111111"/>
@@ -604,7 +604,7 @@
             </w:pPr>
             <w:r>
               <w:rPr>
-                <w:rFonts w:ascii="Markazi Text" w:cs="Markazi Text" w:eastAsia="Markazi Text" w:hAnsi="Markazi Text"/>
+                <w:rFonts w:ascii="Arakom" w:cs="Arakom" w:eastAsia="Arakom" w:hAnsi="Arakom"/>
                 <w:b w:val="false"/>
                 <w:bCs w:val="false"/>
                 <w:color w:val="111111"/>
@@ -622,7 +622,7 @@
             </w:pPr>
             <w:r>
               <w:rPr>
-                <w:rFonts w:ascii="Markazi Text" w:cs="Markazi Text" w:eastAsia="Markazi Text" w:hAnsi="Markazi Text"/>
+                <w:rFonts w:ascii="Arakom" w:cs="Arakom" w:eastAsia="Arakom" w:hAnsi="Arakom"/>
                 <w:b w:val="false"/>
                 <w:bCs w:val="false"/>
                 <w:color w:val="111111"/>
@@ -640,7 +640,7 @@
             </w:pPr>
             <w:r>
               <w:rPr>
-                <w:rFonts w:ascii="Markazi Text" w:cs="Markazi Text" w:eastAsia="Markazi Text" w:hAnsi="Markazi Text"/>
+                <w:rFonts w:ascii="Arakom" w:cs="Arakom" w:eastAsia="Arakom" w:hAnsi="Arakom"/>
                 <w:b w:val="false"/>
                 <w:bCs w:val="false"/>
                 <w:color w:val="111111"/>
@@ -658,7 +658,7 @@
             </w:pPr>
             <w:r>
               <w:rPr>
-                <w:rFonts w:ascii="Markazi Text" w:cs="Markazi Text" w:eastAsia="Markazi Text" w:hAnsi="Markazi Text"/>
+                <w:rFonts w:ascii="Arakom" w:cs="Arakom" w:eastAsia="Arakom" w:hAnsi="Arakom"/>
                 <w:b w:val="false"/>
                 <w:bCs w:val="false"/>
                 <w:color w:val="111111"/>
@@ -676,7 +676,7 @@
             </w:pPr>
             <w:r>
               <w:rPr>
-                <w:rFonts w:ascii="Markazi Text" w:cs="Markazi Text" w:eastAsia="Markazi Text" w:hAnsi="Markazi Text"/>
+                <w:rFonts w:ascii="Arakom" w:cs="Arakom" w:eastAsia="Arakom" w:hAnsi="Arakom"/>
                 <w:b w:val="false"/>
                 <w:bCs w:val="false"/>
                 <w:color w:val="111111"/>
@@ -694,7 +694,7 @@
             </w:pPr>
             <w:r>
               <w:rPr>
-                <w:rFonts w:ascii="Markazi Text" w:cs="Markazi Text" w:eastAsia="Markazi Text" w:hAnsi="Markazi Text"/>
+                <w:rFonts w:ascii="Arakom" w:cs="Arakom" w:eastAsia="Arakom" w:hAnsi="Arakom"/>
                 <w:b w:val="false"/>
                 <w:bCs w:val="false"/>
                 <w:color w:val="111111"/>
@@ -712,7 +712,7 @@
             </w:pPr>
             <w:r>
               <w:rPr>
-                <w:rFonts w:ascii="Markazi Text" w:cs="Markazi Text" w:eastAsia="Markazi Text" w:hAnsi="Markazi Text"/>
+                <w:rFonts w:ascii="Arakom" w:cs="Arakom" w:eastAsia="Arakom" w:hAnsi="Arakom"/>
                 <w:b w:val="false"/>
                 <w:bCs w:val="false"/>
                 <w:color w:val="111111"/>
@@ -766,7 +766,7 @@
       </w:r>
       <w:r>
         <w:rPr>
-          <w:rFonts w:ascii="Markazi Text" w:cs="Markazi Text" w:eastAsia="Markazi Text" w:hAnsi="Markazi Text"/>
+          <w:rFonts w:ascii="Arakom" w:cs="Arakom" w:eastAsia="Arakom" w:hAnsi="Arakom"/>
           <w:b w:val="false"/>
           <w:bCs w:val="false"/>
           <w:color w:val="111111"/>
@@ -834,7 +834,7 @@
             </w:r>
             <w:r>
               <w:rPr>
-                <w:rFonts w:ascii="Markazi Text" w:cs="Markazi Text" w:eastAsia="Markazi Text" w:hAnsi="Markazi Text"/>
+                <w:rFonts w:ascii="Arakom" w:cs="Arakom" w:eastAsia="Arakom" w:hAnsi="Arakom"/>
                 <w:b w:val="false"/>
                 <w:bCs w:val="false"/>
                 <w:color w:val="111111"/>
@@ -883,7 +883,7 @@
             </w:r>
             <w:r>
               <w:rPr>
-                <w:rFonts w:ascii="Markazi Text" w:cs="Markazi Text" w:eastAsia="Markazi Text" w:hAnsi="Markazi Text"/>
+                <w:rFonts w:ascii="Arakom" w:cs="Arakom" w:eastAsia="Arakom" w:hAnsi="Arakom"/>
                 <w:b w:val="false"/>
                 <w:bCs w:val="false"/>
                 <w:color w:val="111111"/>
@@ -937,7 +937,7 @@
             </w:r>
             <w:r>
               <w:rPr>
-                <w:rFonts w:ascii="Markazi Text" w:cs="Markazi Text" w:eastAsia="Markazi Text" w:hAnsi="Markazi Text"/>
+                <w:rFonts w:ascii="Arakom" w:cs="Arakom" w:eastAsia="Arakom" w:hAnsi="Arakom"/>
                 <w:b w:val="false"/>
                 <w:bCs w:val="false"/>
                 <w:color w:val="111111"/>
@@ -986,7 +986,7 @@
             </w:r>
             <w:r>
               <w:rPr>
-                <w:rFonts w:ascii="Markazi Text" w:cs="Markazi Text" w:eastAsia="Markazi Text" w:hAnsi="Markazi Text"/>
+                <w:rFonts w:ascii="Arakom" w:cs="Arakom" w:eastAsia="Arakom" w:hAnsi="Arakom"/>
                 <w:b w:val="false"/>
                 <w:bCs w:val="false"/>
                 <w:color w:val="111111"/>
@@ -1022,7 +1022,7 @@
       </w:r>
       <w:r>
         <w:rPr>
-          <w:rFonts w:ascii="Markazi Text" w:cs="Markazi Text" w:eastAsia="Markazi Text" w:hAnsi="Markazi Text"/>
+          <w:rFonts w:ascii="Arakom" w:cs="Arakom" w:eastAsia="Arakom" w:hAnsi="Arakom"/>
           <w:b w:val="false"/>
           <w:bCs w:val="false"/>
           <w:color w:val="111111"/>
@@ -1090,7 +1090,7 @@
             </w:r>
             <w:r>
               <w:rPr>
-                <w:rFonts w:ascii="Markazi Text" w:cs="Markazi Text" w:eastAsia="Markazi Text" w:hAnsi="Markazi Text"/>
+                <w:rFonts w:ascii="Arakom" w:cs="Arakom" w:eastAsia="Arakom" w:hAnsi="Arakom"/>
                 <w:b w:val="false"/>
                 <w:bCs w:val="false"/>
                 <w:color w:val="111111"/>
@@ -1139,7 +1139,7 @@
             </w:r>
             <w:r>
               <w:rPr>
-                <w:rFonts w:ascii="Markazi Text" w:cs="Markazi Text" w:eastAsia="Markazi Text" w:hAnsi="Markazi Text"/>
+                <w:rFonts w:ascii="Arakom" w:cs="Arakom" w:eastAsia="Arakom" w:hAnsi="Arakom"/>
                 <w:b w:val="false"/>
                 <w:bCs w:val="false"/>
                 <w:color w:val="111111"/>
@@ -1193,7 +1193,7 @@
             </w:r>
             <w:r>
               <w:rPr>
-                <w:rFonts w:ascii="Markazi Text" w:cs="Markazi Text" w:eastAsia="Markazi Text" w:hAnsi="Markazi Text"/>
+                <w:rFonts w:ascii="Arakom" w:cs="Arakom" w:eastAsia="Arakom" w:hAnsi="Arakom"/>
                 <w:b w:val="false"/>
                 <w:bCs w:val="false"/>
                 <w:color w:val="111111"/>
@@ -1242,7 +1242,7 @@
             </w:r>
             <w:r>
               <w:rPr>
-                <w:rFonts w:ascii="Markazi Text" w:cs="Markazi Text" w:eastAsia="Markazi Text" w:hAnsi="Markazi Text"/>
+                <w:rFonts w:ascii="Arakom" w:cs="Arakom" w:eastAsia="Arakom" w:hAnsi="Arakom"/>
                 <w:b w:val="false"/>
                 <w:bCs w:val="false"/>
                 <w:color w:val="111111"/>
@@ -1278,7 +1278,7 @@
       </w:r>
       <w:r>
         <w:rPr>
-          <w:rFonts w:ascii="Markazi Text" w:cs="Markazi Text" w:eastAsia="Markazi Text" w:hAnsi="Markazi Text"/>
+          <w:rFonts w:ascii="Arakom" w:cs="Arakom" w:eastAsia="Arakom" w:hAnsi="Arakom"/>
           <w:b w:val="false"/>
           <w:bCs w:val="false"/>
           <w:color w:val="111111"/>
@@ -1346,7 +1346,7 @@
             </w:r>
             <w:r>
               <w:rPr>
-                <w:rFonts w:ascii="Markazi Text" w:cs="Markazi Text" w:eastAsia="Markazi Text" w:hAnsi="Markazi Text"/>
+                <w:rFonts w:ascii="Arakom" w:cs="Arakom" w:eastAsia="Arakom" w:hAnsi="Arakom"/>
                 <w:b w:val="false"/>
                 <w:bCs w:val="false"/>
                 <w:color w:val="111111"/>
@@ -1395,7 +1395,7 @@
             </w:r>
             <w:r>
               <w:rPr>
-                <w:rFonts w:ascii="Markazi Text" w:cs="Markazi Text" w:eastAsia="Markazi Text" w:hAnsi="Markazi Text"/>
+                <w:rFonts w:ascii="Arakom" w:cs="Arakom" w:eastAsia="Arakom" w:hAnsi="Arakom"/>
                 <w:b w:val="false"/>
                 <w:bCs w:val="false"/>
                 <w:color w:val="111111"/>
@@ -1449,7 +1449,7 @@
             </w:r>
             <w:r>
               <w:rPr>
-                <w:rFonts w:ascii="Markazi Text" w:cs="Markazi Text" w:eastAsia="Markazi Text" w:hAnsi="Markazi Text"/>
+                <w:rFonts w:ascii="Arakom" w:cs="Arakom" w:eastAsia="Arakom" w:hAnsi="Arakom"/>
                 <w:b w:val="false"/>
                 <w:bCs w:val="false"/>
                 <w:color w:val="111111"/>
@@ -1498,7 +1498,7 @@
             </w:r>
             <w:r>
               <w:rPr>
-                <w:rFonts w:ascii="Markazi Text" w:cs="Markazi Text" w:eastAsia="Markazi Text" w:hAnsi="Markazi Text"/>
+                <w:rFonts w:ascii="Arakom" w:cs="Arakom" w:eastAsia="Arakom" w:hAnsi="Arakom"/>
                 <w:b w:val="false"/>
                 <w:bCs w:val="false"/>
                 <w:color w:val="111111"/>
@@ -1889,7 +1889,7 @@
             </w:pPr>
             <w:r>
               <w:rPr>
-                <w:rFonts w:ascii="Markazi Text" w:cs="Markazi Text" w:eastAsia="Markazi Text" w:hAnsi="Markazi Text"/>
+                <w:rFonts w:ascii="Arakom" w:cs="Arakom" w:eastAsia="Arakom" w:hAnsi="Arakom"/>
                 <w:b w:val="false"/>
                 <w:bCs w:val="false"/>
                 <w:color w:val="111111"/>
@@ -2015,7 +2015,7 @@
             </w:pPr>
             <w:r>
               <w:rPr>
-                <w:rFonts w:ascii="Markazi Text" w:cs="Markazi Text" w:eastAsia="Markazi Text" w:hAnsi="Markazi Text"/>
+                <w:rFonts w:ascii="Arakom" w:cs="Arakom" w:eastAsia="Arakom" w:hAnsi="Arakom"/>
                 <w:b w:val="false"/>
                 <w:bCs w:val="false"/>
                 <w:color w:val="111111"/>
@@ -2141,7 +2141,7 @@
             </w:pPr>
             <w:r>
               <w:rPr>
-                <w:rFonts w:ascii="Markazi Text" w:cs="Markazi Text" w:eastAsia="Markazi Text" w:hAnsi="Markazi Text"/>
+                <w:rFonts w:ascii="Arakom" w:cs="Arakom" w:eastAsia="Arakom" w:hAnsi="Arakom"/>
                 <w:b w:val="false"/>
                 <w:bCs w:val="false"/>
                 <w:color w:val="111111"/>
@@ -2267,7 +2267,7 @@
             </w:pPr>
             <w:r>
               <w:rPr>
-                <w:rFonts w:ascii="Markazi Text" w:cs="Markazi Text" w:eastAsia="Markazi Text" w:hAnsi="Markazi Text"/>
+                <w:rFonts w:ascii="Arakom" w:cs="Arakom" w:eastAsia="Arakom" w:hAnsi="Arakom"/>
                 <w:b w:val="false"/>
                 <w:bCs w:val="false"/>
                 <w:color w:val="111111"/>
@@ -2393,7 +2393,7 @@
             </w:pPr>
             <w:r>
               <w:rPr>
-                <w:rFonts w:ascii="Markazi Text" w:cs="Markazi Text" w:eastAsia="Markazi Text" w:hAnsi="Markazi Text"/>
+                <w:rFonts w:ascii="Arakom" w:cs="Arakom" w:eastAsia="Arakom" w:hAnsi="Arakom"/>
                 <w:b w:val="false"/>
                 <w:bCs w:val="false"/>
                 <w:color w:val="111111"/>
@@ -2629,7 +2629,7 @@
             </w:r>
             <w:r>
               <w:rPr>
-                <w:rFonts w:ascii="Markazi Text" w:cs="Markazi Text" w:eastAsia="Markazi Text" w:hAnsi="Markazi Text"/>
+                <w:rFonts w:ascii="Arakom" w:cs="Arakom" w:eastAsia="Arakom" w:hAnsi="Arakom"/>
                 <w:b w:val="false"/>
                 <w:bCs w:val="false"/>
                 <w:color w:val="111111"/>
@@ -2679,7 +2679,7 @@
             </w:r>
             <w:r>
               <w:rPr>
-                <w:rFonts w:ascii="Markazi Text" w:cs="Markazi Text" w:eastAsia="Markazi Text" w:hAnsi="Markazi Text"/>
+                <w:rFonts w:ascii="Arakom" w:cs="Arakom" w:eastAsia="Arakom" w:hAnsi="Arakom"/>
                 <w:b w:val="false"/>
                 <w:bCs w:val="false"/>
                 <w:color w:val="111111"/>
@@ -2734,7 +2734,7 @@
             </w:r>
             <w:r>
               <w:rPr>
-                <w:rFonts w:ascii="Markazi Text" w:cs="Markazi Text" w:eastAsia="Markazi Text" w:hAnsi="Markazi Text"/>
+                <w:rFonts w:ascii="Arakom" w:cs="Arakom" w:eastAsia="Arakom" w:hAnsi="Arakom"/>
                 <w:b w:val="false"/>
                 <w:bCs w:val="false"/>
                 <w:color w:val="111111"/>
@@ -2784,7 +2784,7 @@
             </w:r>
             <w:r>
               <w:rPr>
-                <w:rFonts w:ascii="Markazi Text" w:cs="Markazi Text" w:eastAsia="Markazi Text" w:hAnsi="Markazi Text"/>
+                <w:rFonts w:ascii="Arakom" w:cs="Arakom" w:eastAsia="Arakom" w:hAnsi="Arakom"/>
                 <w:b w:val="false"/>
                 <w:bCs w:val="false"/>
                 <w:color w:val="111111"/>
@@ -2876,7 +2876,7 @@
             </w:r>
             <w:r>
               <w:rPr>
-                <w:rFonts w:ascii="Markazi Text" w:cs="Markazi Text" w:eastAsia="Markazi Text" w:hAnsi="Markazi Text"/>
+                <w:rFonts w:ascii="Arakom" w:cs="Arakom" w:eastAsia="Arakom" w:hAnsi="Arakom"/>
                 <w:b w:val="false"/>
                 <w:bCs w:val="false"/>
                 <w:color w:val="111111"/>
@@ -2926,7 +2926,7 @@
             </w:r>
             <w:r>
               <w:rPr>
-                <w:rFonts w:ascii="Markazi Text" w:cs="Markazi Text" w:eastAsia="Markazi Text" w:hAnsi="Markazi Text"/>
+                <w:rFonts w:ascii="Arakom" w:cs="Arakom" w:eastAsia="Arakom" w:hAnsi="Arakom"/>
                 <w:b w:val="false"/>
                 <w:bCs w:val="false"/>
                 <w:color w:val="111111"/>
@@ -2981,7 +2981,7 @@
             </w:r>
             <w:r>
               <w:rPr>
-                <w:rFonts w:ascii="Markazi Text" w:cs="Markazi Text" w:eastAsia="Markazi Text" w:hAnsi="Markazi Text"/>
+                <w:rFonts w:ascii="Arakom" w:cs="Arakom" w:eastAsia="Arakom" w:hAnsi="Arakom"/>
                 <w:b w:val="false"/>
                 <w:bCs w:val="false"/>
                 <w:color w:val="111111"/>
@@ -3031,7 +3031,7 @@
             </w:r>
             <w:r>
               <w:rPr>
-                <w:rFonts w:ascii="Markazi Text" w:cs="Markazi Text" w:eastAsia="Markazi Text" w:hAnsi="Markazi Text"/>
+                <w:rFonts w:ascii="Arakom" w:cs="Arakom" w:eastAsia="Arakom" w:hAnsi="Arakom"/>
                 <w:b w:val="false"/>
                 <w:bCs w:val="false"/>
                 <w:color w:val="111111"/>
@@ -3123,7 +3123,7 @@
             </w:r>
             <w:r>
               <w:rPr>
-                <w:rFonts w:ascii="Markazi Text" w:cs="Markazi Text" w:eastAsia="Markazi Text" w:hAnsi="Markazi Text"/>
+                <w:rFonts w:ascii="Arakom" w:cs="Arakom" w:eastAsia="Arakom" w:hAnsi="Arakom"/>
                 <w:b w:val="false"/>
                 <w:bCs w:val="false"/>
                 <w:color w:val="111111"/>
@@ -3173,7 +3173,7 @@
             </w:r>
             <w:r>
               <w:rPr>
-                <w:rFonts w:ascii="Markazi Text" w:cs="Markazi Text" w:eastAsia="Markazi Text" w:hAnsi="Markazi Text"/>
+                <w:rFonts w:ascii="Arakom" w:cs="Arakom" w:eastAsia="Arakom" w:hAnsi="Arakom"/>
                 <w:b w:val="false"/>
                 <w:bCs w:val="false"/>
                 <w:color w:val="111111"/>
@@ -3228,7 +3228,7 @@
             </w:r>
             <w:r>
               <w:rPr>
-                <w:rFonts w:ascii="Markazi Text" w:cs="Markazi Text" w:eastAsia="Markazi Text" w:hAnsi="Markazi Text"/>
+                <w:rFonts w:ascii="Arakom" w:cs="Arakom" w:eastAsia="Arakom" w:hAnsi="Arakom"/>
                 <w:b w:val="false"/>
                 <w:bCs w:val="false"/>
                 <w:color w:val="111111"/>
@@ -3278,7 +3278,7 @@
             </w:r>
             <w:r>
               <w:rPr>
-                <w:rFonts w:ascii="Markazi Text" w:cs="Markazi Text" w:eastAsia="Markazi Text" w:hAnsi="Markazi Text"/>
+                <w:rFonts w:ascii="Arakom" w:cs="Arakom" w:eastAsia="Arakom" w:hAnsi="Arakom"/>
                 <w:b w:val="false"/>
                 <w:bCs w:val="false"/>
                 <w:color w:val="111111"/>
@@ -3370,7 +3370,7 @@
             </w:r>
             <w:r>
               <w:rPr>
-                <w:rFonts w:ascii="Markazi Text" w:cs="Markazi Text" w:eastAsia="Markazi Text" w:hAnsi="Markazi Text"/>
+                <w:rFonts w:ascii="Arakom" w:cs="Arakom" w:eastAsia="Arakom" w:hAnsi="Arakom"/>
                 <w:b w:val="false"/>
                 <w:bCs w:val="false"/>
                 <w:color w:val="111111"/>
@@ -3420,7 +3420,7 @@
             </w:r>
             <w:r>
               <w:rPr>
-                <w:rFonts w:ascii="Markazi Text" w:cs="Markazi Text" w:eastAsia="Markazi Text" w:hAnsi="Markazi Text"/>
+                <w:rFonts w:ascii="Arakom" w:cs="Arakom" w:eastAsia="Arakom" w:hAnsi="Arakom"/>
                 <w:b w:val="false"/>
                 <w:bCs w:val="false"/>
                 <w:color w:val="111111"/>
@@ -3475,7 +3475,7 @@
             </w:r>
             <w:r>
               <w:rPr>
-                <w:rFonts w:ascii="Markazi Text" w:cs="Markazi Text" w:eastAsia="Markazi Text" w:hAnsi="Markazi Text"/>
+                <w:rFonts w:ascii="Arakom" w:cs="Arakom" w:eastAsia="Arakom" w:hAnsi="Arakom"/>
                 <w:b w:val="false"/>
                 <w:bCs w:val="false"/>
                 <w:color w:val="111111"/>
@@ -3525,7 +3525,7 @@
             </w:r>
             <w:r>
               <w:rPr>
-                <w:rFonts w:ascii="Markazi Text" w:cs="Markazi Text" w:eastAsia="Markazi Text" w:hAnsi="Markazi Text"/>
+                <w:rFonts w:ascii="Arakom" w:cs="Arakom" w:eastAsia="Arakom" w:hAnsi="Arakom"/>
                 <w:b w:val="false"/>
                 <w:bCs w:val="false"/>
                 <w:color w:val="111111"/>
@@ -3617,7 +3617,7 @@
             </w:r>
             <w:r>
               <w:rPr>
-                <w:rFonts w:ascii="Markazi Text" w:cs="Markazi Text" w:eastAsia="Markazi Text" w:hAnsi="Markazi Text"/>
+                <w:rFonts w:ascii="Arakom" w:cs="Arakom" w:eastAsia="Arakom" w:hAnsi="Arakom"/>
                 <w:b w:val="false"/>
                 <w:bCs w:val="false"/>
                 <w:color w:val="111111"/>
@@ -3667,7 +3667,7 @@
             </w:r>
             <w:r>
               <w:rPr>
-                <w:rFonts w:ascii="Markazi Text" w:cs="Markazi Text" w:eastAsia="Markazi Text" w:hAnsi="Markazi Text"/>
+                <w:rFonts w:ascii="Arakom" w:cs="Arakom" w:eastAsia="Arakom" w:hAnsi="Arakom"/>
                 <w:b w:val="false"/>
                 <w:bCs w:val="false"/>
                 <w:color w:val="111111"/>
@@ -3722,7 +3722,7 @@
             </w:r>
             <w:r>
               <w:rPr>
-                <w:rFonts w:ascii="Markazi Text" w:cs="Markazi Text" w:eastAsia="Markazi Text" w:hAnsi="Markazi Text"/>
+                <w:rFonts w:ascii="Arakom" w:cs="Arakom" w:eastAsia="Arakom" w:hAnsi="Arakom"/>
                 <w:b w:val="false"/>
                 <w:bCs w:val="false"/>
                 <w:color w:val="111111"/>
@@ -3772,7 +3772,7 @@
             </w:r>
             <w:r>
               <w:rPr>
-                <w:rFonts w:ascii="Markazi Text" w:cs="Markazi Text" w:eastAsia="Markazi Text" w:hAnsi="Markazi Text"/>
+                <w:rFonts w:ascii="Arakom" w:cs="Arakom" w:eastAsia="Arakom" w:hAnsi="Arakom"/>
                 <w:b w:val="false"/>
                 <w:bCs w:val="false"/>
                 <w:color w:val="111111"/>
@@ -4046,7 +4046,7 @@
             </w:pPr>
             <w:r>
               <w:rPr>
-                <w:rFonts w:ascii="Markazi Text" w:cs="Markazi Text" w:eastAsia="Markazi Text" w:hAnsi="Markazi Text"/>
+                <w:rFonts w:ascii="Arakom" w:cs="Arakom" w:eastAsia="Arakom" w:hAnsi="Arakom"/>
                 <w:b w:val="false"/>
                 <w:bCs w:val="false"/>
                 <w:color w:val="111111"/>
@@ -4216,7 +4216,7 @@
             </w:pPr>
             <w:r>
               <w:rPr>
-                <w:rFonts w:ascii="Markazi Text" w:cs="Markazi Text" w:eastAsia="Markazi Text" w:hAnsi="Markazi Text"/>
+                <w:rFonts w:ascii="Arakom" w:cs="Arakom" w:eastAsia="Arakom" w:hAnsi="Arakom"/>
                 <w:b w:val="false"/>
                 <w:bCs w:val="false"/>
                 <w:color w:val="111111"/>
@@ -4386,7 +4386,7 @@
             </w:pPr>
             <w:r>
               <w:rPr>
-                <w:rFonts w:ascii="Markazi Text" w:cs="Markazi Text" w:eastAsia="Markazi Text" w:hAnsi="Markazi Text"/>
+                <w:rFonts w:ascii="Arakom" w:cs="Arakom" w:eastAsia="Arakom" w:hAnsi="Arakom"/>
                 <w:b w:val="false"/>
                 <w:bCs w:val="false"/>
                 <w:color w:val="111111"/>
@@ -4556,7 +4556,7 @@
             </w:pPr>
             <w:r>
               <w:rPr>
-                <w:rFonts w:ascii="Markazi Text" w:cs="Markazi Text" w:eastAsia="Markazi Text" w:hAnsi="Markazi Text"/>
+                <w:rFonts w:ascii="Arakom" w:cs="Arakom" w:eastAsia="Arakom" w:hAnsi="Arakom"/>
                 <w:b w:val="false"/>
                 <w:bCs w:val="false"/>
                 <w:color w:val="111111"/>
@@ -4726,7 +4726,7 @@
             </w:pPr>
             <w:r>
               <w:rPr>
-                <w:rFonts w:ascii="Markazi Text" w:cs="Markazi Text" w:eastAsia="Markazi Text" w:hAnsi="Markazi Text"/>
+                <w:rFonts w:ascii="Arakom" w:cs="Arakom" w:eastAsia="Arakom" w:hAnsi="Arakom"/>
                 <w:b w:val="false"/>
                 <w:bCs w:val="false"/>
                 <w:color w:val="111111"/>
@@ -4878,7 +4878,7 @@
             </w:pPr>
             <w:r>
               <w:rPr>
-                <w:rFonts w:ascii="Markazi Text" w:cs="Markazi Text" w:eastAsia="Markazi Text" w:hAnsi="Markazi Text"/>
+                <w:rFonts w:ascii="Arakom" w:cs="Arakom" w:eastAsia="Arakom" w:hAnsi="Arakom"/>
                 <w:b w:val="false"/>
                 <w:bCs w:val="false"/>
                 <w:color w:val="111111"/>
@@ -4985,7 +4985,7 @@
             </w:pPr>
             <w:r>
               <w:rPr>
-                <w:rFonts w:ascii="Markazi Text" w:cs="Markazi Text" w:eastAsia="Markazi Text" w:hAnsi="Markazi Text"/>
+                <w:rFonts w:ascii="Arakom" w:cs="Arakom" w:eastAsia="Arakom" w:hAnsi="Arakom"/>
                 <w:b w:val="false"/>
                 <w:bCs w:val="false"/>
                 <w:color w:val="111111"/>
@@ -5057,7 +5057,7 @@
             </w:pPr>
             <w:r>
               <w:rPr>
-                <w:rFonts w:ascii="Markazi Text" w:cs="Markazi Text" w:eastAsia="Markazi Text" w:hAnsi="Markazi Text"/>
+                <w:rFonts w:ascii="Arakom" w:cs="Arakom" w:eastAsia="Arakom" w:hAnsi="Arakom"/>
                 <w:b w:val="false"/>
                 <w:bCs w:val="false"/>
                 <w:color w:val="111111"/>
@@ -5129,7 +5129,7 @@
             </w:pPr>
             <w:r>
               <w:rPr>
-                <w:rFonts w:ascii="Markazi Text" w:cs="Markazi Text" w:eastAsia="Markazi Text" w:hAnsi="Markazi Text"/>
+                <w:rFonts w:ascii="Arakom" w:cs="Arakom" w:eastAsia="Arakom" w:hAnsi="Arakom"/>
                 <w:b w:val="false"/>
                 <w:bCs w:val="false"/>
                 <w:color w:val="111111"/>
@@ -5201,7 +5201,7 @@
             </w:pPr>
             <w:r>
               <w:rPr>
-                <w:rFonts w:ascii="Markazi Text" w:cs="Markazi Text" w:eastAsia="Markazi Text" w:hAnsi="Markazi Text"/>
+                <w:rFonts w:ascii="Arakom" w:cs="Arakom" w:eastAsia="Arakom" w:hAnsi="Arakom"/>
                 <w:b w:val="false"/>
                 <w:bCs w:val="false"/>
                 <w:color w:val="111111"/>
@@ -5273,7 +5273,7 @@
             </w:pPr>
             <w:r>
               <w:rPr>
-                <w:rFonts w:ascii="Markazi Text" w:cs="Markazi Text" w:eastAsia="Markazi Text" w:hAnsi="Markazi Text"/>
+                <w:rFonts w:ascii="Arakom" w:cs="Arakom" w:eastAsia="Arakom" w:hAnsi="Arakom"/>
                 <w:b w:val="false"/>
                 <w:bCs w:val="false"/>
                 <w:color w:val="111111"/>
@@ -5542,7 +5542,7 @@
             </w:pPr>
             <w:r>
               <w:rPr>
-                <w:rFonts w:ascii="Markazi Text" w:cs="Markazi Text" w:eastAsia="Markazi Text" w:hAnsi="Markazi Text"/>
+                <w:rFonts w:ascii="Arakom" w:cs="Arakom" w:eastAsia="Arakom" w:hAnsi="Arakom"/>
                 <w:b w:val="false"/>
                 <w:bCs w:val="false"/>
                 <w:color w:val="111111"/>
@@ -5638,7 +5638,7 @@
             </w:pPr>
             <w:r>
               <w:rPr>
-                <w:rFonts w:ascii="Markazi Text" w:cs="Markazi Text" w:eastAsia="Markazi Text" w:hAnsi="Markazi Text"/>
+                <w:rFonts w:ascii="Arakom" w:cs="Arakom" w:eastAsia="Arakom" w:hAnsi="Arakom"/>
                 <w:b w:val="false"/>
                 <w:bCs w:val="false"/>
                 <w:color w:val="111111"/>
@@ -5734,7 +5734,7 @@
             </w:pPr>
             <w:r>
               <w:rPr>
-                <w:rFonts w:ascii="Markazi Text" w:cs="Markazi Text" w:eastAsia="Markazi Text" w:hAnsi="Markazi Text"/>
+                <w:rFonts w:ascii="Arakom" w:cs="Arakom" w:eastAsia="Arakom" w:hAnsi="Arakom"/>
                 <w:b w:val="false"/>
                 <w:bCs w:val="false"/>
                 <w:color w:val="111111"/>
@@ -5830,7 +5830,7 @@
             </w:pPr>
             <w:r>
               <w:rPr>
-                <w:rFonts w:ascii="Markazi Text" w:cs="Markazi Text" w:eastAsia="Markazi Text" w:hAnsi="Markazi Text"/>
+                <w:rFonts w:ascii="Arakom" w:cs="Arakom" w:eastAsia="Arakom" w:hAnsi="Arakom"/>
                 <w:b w:val="false"/>
                 <w:bCs w:val="false"/>
                 <w:color w:val="111111"/>
@@ -5926,7 +5926,7 @@
             </w:pPr>
             <w:r>
               <w:rPr>
-                <w:rFonts w:ascii="Markazi Text" w:cs="Markazi Text" w:eastAsia="Markazi Text" w:hAnsi="Markazi Text"/>
+                <w:rFonts w:ascii="Arakom" w:cs="Arakom" w:eastAsia="Arakom" w:hAnsi="Arakom"/>
                 <w:b w:val="false"/>
                 <w:bCs w:val="false"/>
                 <w:color w:val="111111"/>
@@ -6255,7 +6255,7 @@
             </w:pPr>
             <w:r>
               <w:rPr>
-                <w:rFonts w:ascii="Markazi Text" w:cs="Markazi Text" w:eastAsia="Markazi Text" w:hAnsi="Markazi Text"/>
+                <w:rFonts w:ascii="Arakom" w:cs="Arakom" w:eastAsia="Arakom" w:hAnsi="Arakom"/>
                 <w:b w:val="false"/>
                 <w:bCs w:val="false"/>
                 <w:color w:val="111111"/>
@@ -6351,7 +6351,7 @@
             </w:pPr>
             <w:r>
               <w:rPr>
-                <w:rFonts w:ascii="Markazi Text" w:cs="Markazi Text" w:eastAsia="Markazi Text" w:hAnsi="Markazi Text"/>
+                <w:rFonts w:ascii="Arakom" w:cs="Arakom" w:eastAsia="Arakom" w:hAnsi="Arakom"/>
                 <w:b w:val="false"/>
                 <w:bCs w:val="false"/>
                 <w:color w:val="111111"/>
@@ -6447,7 +6447,7 @@
             </w:pPr>
             <w:r>
               <w:rPr>
-                <w:rFonts w:ascii="Markazi Text" w:cs="Markazi Text" w:eastAsia="Markazi Text" w:hAnsi="Markazi Text"/>
+                <w:rFonts w:ascii="Arakom" w:cs="Arakom" w:eastAsia="Arakom" w:hAnsi="Arakom"/>
                 <w:b w:val="false"/>
                 <w:bCs w:val="false"/>
                 <w:color w:val="111111"/>
@@ -6543,7 +6543,7 @@
             </w:pPr>
             <w:r>
               <w:rPr>
-                <w:rFonts w:ascii="Markazi Text" w:cs="Markazi Text" w:eastAsia="Markazi Text" w:hAnsi="Markazi Text"/>
+                <w:rFonts w:ascii="Arakom" w:cs="Arakom" w:eastAsia="Arakom" w:hAnsi="Arakom"/>
                 <w:b w:val="false"/>
                 <w:bCs w:val="false"/>
                 <w:color w:val="111111"/>
@@ -6639,7 +6639,7 @@
             </w:pPr>
             <w:r>
               <w:rPr>
-                <w:rFonts w:ascii="Markazi Text" w:cs="Markazi Text" w:eastAsia="Markazi Text" w:hAnsi="Markazi Text"/>
+                <w:rFonts w:ascii="Arakom" w:cs="Arakom" w:eastAsia="Arakom" w:hAnsi="Arakom"/>
                 <w:b w:val="false"/>
                 <w:bCs w:val="false"/>
                 <w:color w:val="111111"/>
@@ -6791,7 +6791,7 @@
             </w:pPr>
             <w:r>
               <w:rPr>
-                <w:rFonts w:ascii="Markazi Text" w:cs="Markazi Text" w:eastAsia="Markazi Text" w:hAnsi="Markazi Text"/>
+                <w:rFonts w:ascii="Arakom" w:cs="Arakom" w:eastAsia="Arakom" w:hAnsi="Arakom"/>
                 <w:b w:val="false"/>
                 <w:bCs w:val="false"/>
                 <w:color w:val="111111"/>
@@ -7753,7 +7753,7 @@
             </w:pPr>
             <w:r>
               <w:rPr>
-                <w:rFonts w:ascii="Markazi Text" w:cs="Markazi Text" w:eastAsia="Markazi Text" w:hAnsi="Markazi Text"/>
+                <w:rFonts w:ascii="Arakom" w:cs="Arakom" w:eastAsia="Arakom" w:hAnsi="Arakom"/>
                 <w:b w:val="false"/>
                 <w:bCs w:val="false"/>
                 <w:color w:val="111111"/>
@@ -7941,7 +7941,7 @@
             </w:pPr>
             <w:r>
               <w:rPr>
-                <w:rFonts w:ascii="Markazi Text" w:cs="Markazi Text" w:eastAsia="Markazi Text" w:hAnsi="Markazi Text"/>
+                <w:rFonts w:ascii="Arakom" w:cs="Arakom" w:eastAsia="Arakom" w:hAnsi="Arakom"/>
                 <w:b w:val="false"/>
                 <w:bCs w:val="false"/>
                 <w:color w:val="111111"/>
@@ -7959,7 +7959,7 @@
             </w:pPr>
             <w:r>
               <w:rPr>
-                <w:rFonts w:ascii="Markazi Text" w:cs="Markazi Text" w:eastAsia="Markazi Text" w:hAnsi="Markazi Text"/>
+                <w:rFonts w:ascii="Arakom" w:cs="Arakom" w:eastAsia="Arakom" w:hAnsi="Arakom"/>
                 <w:b w:val="false"/>
                 <w:bCs w:val="false"/>
                 <w:color w:val="111111"/>
